--- a/templates/kesma_indiv/محضر_استجواب_الورثة.docx
+++ b/templates/kesma_indiv/محضر_استجواب_الورثة.docx
@@ -685,7 +685,7 @@
           <w:rtl/>
           <w:lang w:bidi="ar-EG"/>
         </w:rPr>
-        <w:t>{{تاريخ_العقد}}</w:t>
+        <w:t>{{تاريخ_العقد_رقمي}}</w:t>
       </w:r>
       <w:r>
         <w:rPr>
@@ -928,7 +928,7 @@
           <w:sz w:val="30"/>
           <w:szCs w:val="30"/>
         </w:rPr>
-        <w:t>for p in</w:t>
+        <w:t>for w in</w:t>
       </w:r>
       <w:r>
         <w:rPr>
@@ -939,7 +939,7 @@
           <w:szCs w:val="30"/>
           <w:rtl/>
         </w:rPr>
-        <w:t xml:space="preserve"> المتقاسمين %}{{</w:t>
+        <w:t xml:space="preserve"> كل_الورثة %}{{</w:t>
       </w:r>
       <w:r>
         <w:rPr>
@@ -949,7 +949,7 @@
           <w:sz w:val="30"/>
           <w:szCs w:val="30"/>
         </w:rPr>
-        <w:t>p</w:t>
+        <w:t>w</w:t>
       </w:r>
       <w:r>
         <w:rPr>
@@ -962,7 +962,6 @@
         </w:rPr>
         <w:t xml:space="preserve">.اسم_المتقاسم}} - {% </w:t>
       </w:r>
-      <w:proofErr w:type="spellStart"/>
       <w:r>
         <w:rPr>
           <w:rFonts w:cs="Arial"/>
@@ -973,7 +972,6 @@
         </w:rPr>
         <w:t>endfor</w:t>
       </w:r>
-      <w:proofErr w:type="spellEnd"/>
       <w:r>
         <w:rPr>
           <w:rFonts w:cs="Arial"/>
